--- a/data/employees/EMP037/AST-EMP037-03.docx
+++ b/data/employees/EMP037/AST-EMP037-03.docx
@@ -7,10 +7,7 @@
         <w:pStyle w:val="Heading1"/>
       </w:pPr>
       <w:r>
-        <w:rPr>
-          <w:sz w:val="36"/>
-        </w:rPr>
-        <w:t>Design specification - EMP037</w:t>
+        <w:t>Ast Emp037 03 - EMP037</w:t>
       </w:r>
     </w:p>
     <w:p>
@@ -18,130 +15,32 @@
         <w:pStyle w:val="Heading2"/>
       </w:pPr>
       <w:r>
-        <w:t>Document Metadata</w:t>
-      </w:r>
-    </w:p>
-    <w:tbl>
-      <w:tblPr>
-        <w:tblStyle w:val="TableGrid"/>
-        <w:tblW w:type="auto" w:w="0"/>
-        <w:tblLook w:firstColumn="1" w:firstRow="1" w:lastColumn="0" w:lastRow="0" w:noHBand="0" w:noVBand="1" w:val="04A0"/>
-      </w:tblPr>
-      <w:tblGrid>
-        <w:gridCol w:w="4320"/>
-        <w:gridCol w:w="4320"/>
-      </w:tblGrid>
-      <w:tr>
-        <w:tc>
-          <w:tcPr>
-            <w:tcW w:type="dxa" w:w="4320"/>
-          </w:tcPr>
-          <w:p>
-            <w:r>
-              <w:t>Author</w:t>
-            </w:r>
-          </w:p>
-        </w:tc>
-        <w:tc>
-          <w:tcPr>
-            <w:tcW w:type="dxa" w:w="4320"/>
-          </w:tcPr>
-          <w:p>
-            <w:r>
-              <w:t>Riley Patel</w:t>
-            </w:r>
-          </w:p>
-        </w:tc>
-      </w:tr>
-      <w:tr>
-        <w:tc>
-          <w:tcPr>
-            <w:tcW w:type="dxa" w:w="4320"/>
-          </w:tcPr>
-          <w:p>
-            <w:r>
-              <w:t>Role / Department</w:t>
-            </w:r>
-          </w:p>
-        </w:tc>
-        <w:tc>
-          <w:tcPr>
-            <w:tcW w:type="dxa" w:w="4320"/>
-          </w:tcPr>
-          <w:p>
-            <w:r>
-              <w:t>Senior Engineer | Procurement</w:t>
-            </w:r>
-          </w:p>
-        </w:tc>
-      </w:tr>
-      <w:tr>
-        <w:tc>
-          <w:tcPr>
-            <w:tcW w:type="dxa" w:w="4320"/>
-          </w:tcPr>
-          <w:p>
-            <w:r>
-              <w:t>Location</w:t>
-            </w:r>
-          </w:p>
-        </w:tc>
-        <w:tc>
-          <w:tcPr>
-            <w:tcW w:type="dxa" w:w="4320"/>
-          </w:tcPr>
-          <w:p>
-            <w:r>
-              <w:t>Fremont</w:t>
-            </w:r>
-          </w:p>
-        </w:tc>
-      </w:tr>
-      <w:tr>
-        <w:tc>
-          <w:tcPr>
-            <w:tcW w:type="dxa" w:w="4320"/>
-          </w:tcPr>
-          <w:p>
-            <w:r>
-              <w:t>Last Modified</w:t>
-            </w:r>
-          </w:p>
-        </w:tc>
-        <w:tc>
-          <w:tcPr>
-            <w:tcW w:type="dxa" w:w="4320"/>
-          </w:tcPr>
-          <w:p>
-            <w:r>
-              <w:t>2025-02-10</w:t>
-            </w:r>
-          </w:p>
-        </w:tc>
-      </w:tr>
-    </w:tbl>
-    <w:p/>
-    <w:p>
-      <w:pPr>
-        <w:pStyle w:val="Heading2"/>
-      </w:pPr>
-      <w:r>
-        <w:t>Specification</w:t>
+        <w:t>Page 1</w:t>
       </w:r>
     </w:p>
     <w:p>
       <w:r>
-        <w:t>Design Specification: Supplier Portal Integration</w:t>
+        <w:t>Section 1: Fabric semantic model planning. EMP037 contributes to ast emp037 03 through recurring collaboration, clear ownership boundaries, and measurable outcomes. The team captures decisions, open issues, and handoffs so that knowledge remains discoverable for future programs.</w:t>
       </w:r>
     </w:p>
     <w:p>
       <w:r>
-        <w:t>Version: 1.2</w:t>
+        <w:t>Section 2: Data quality remediation. EMP037 contributes to ast emp037 03 through recurring collaboration, clear ownership boundaries, and measurable outcomes. The team captures decisions, open issues, and handoffs so that knowledge remains discoverable for future programs.</w:t>
       </w:r>
     </w:p>
     <w:p>
       <w:r>
-        <w:t>This specification covers the integration between the supplier self-service portal and the procurement ERP module. Vendors submit invoices via the portal; OCR parsing extracts line items and matches against purchase orders with a tolerance of +-2%.</w:t>
+        <w:t>Section 3: Knowledge transfer and onboarding. EMP037 contributes to ast emp037 03 through recurring collaboration, clear ownership boundaries, and measurable outcomes. The team captures decisions, open issues, and handoffs so that knowledge remains discoverable for future programs.</w:t>
+      </w:r>
+    </w:p>
+    <w:p>
+      <w:r>
+        <w:t>Section 4: Fabric semantic model planning. EMP037 contributes to ast emp037 03 through recurring collaboration, clear ownership boundaries, and measurable outcomes. The team captures decisions, open issues, and handoffs so that knowledge remains discoverable for future programs.</w:t>
+      </w:r>
+    </w:p>
+    <w:p>
+      <w:r>
+        <w:br w:type="page"/>
       </w:r>
     </w:p>
     <w:p>
@@ -149,12 +48,60 @@
         <w:pStyle w:val="Heading2"/>
       </w:pPr>
       <w:r>
-        <w:t>Author Competencies</w:t>
+        <w:t>Page 2</w:t>
       </w:r>
     </w:p>
     <w:p>
       <w:r>
-        <w:t>Ontology, Kusto, Synapse, SQL</w:t>
+        <w:t>Section 1: Customer escalation analysis. EMP037 contributes to ast emp037 03 through recurring collaboration, clear ownership boundaries, and measurable outcomes. The team captures decisions, open issues, and handoffs so that knowledge remains discoverable for future programs.</w:t>
+      </w:r>
+    </w:p>
+    <w:p>
+      <w:r>
+        <w:t>Section 2: Fabric semantic model planning. EMP037 contributes to ast emp037 03 through recurring collaboration, clear ownership boundaries, and measurable outcomes. The team captures decisions, open issues, and handoffs so that knowledge remains discoverable for future programs.</w:t>
+      </w:r>
+    </w:p>
+    <w:p>
+      <w:r>
+        <w:t>Section 3: Data quality remediation. EMP037 contributes to ast emp037 03 through recurring collaboration, clear ownership boundaries, and measurable outcomes. The team captures decisions, open issues, and handoffs so that knowledge remains discoverable for future programs.</w:t>
+      </w:r>
+    </w:p>
+    <w:p>
+      <w:r>
+        <w:t>Section 4: Data quality remediation. EMP037 contributes to ast emp037 03 through recurring collaboration, clear ownership boundaries, and measurable outcomes. The team captures decisions, open issues, and handoffs so that knowledge remains discoverable for future programs.</w:t>
+      </w:r>
+    </w:p>
+    <w:p>
+      <w:r>
+        <w:br w:type="page"/>
+      </w:r>
+    </w:p>
+    <w:p>
+      <w:pPr>
+        <w:pStyle w:val="Heading2"/>
+      </w:pPr>
+      <w:r>
+        <w:t>Page 3</w:t>
+      </w:r>
+    </w:p>
+    <w:p>
+      <w:r>
+        <w:t>Section 1: Automation backlog refinement. EMP037 contributes to ast emp037 03 through recurring collaboration, clear ownership boundaries, and measurable outcomes. The team captures decisions, open issues, and handoffs so that knowledge remains discoverable for future programs.</w:t>
+      </w:r>
+    </w:p>
+    <w:p>
+      <w:r>
+        <w:t>Section 2: Department KPI performance. EMP037 contributes to ast emp037 03 through recurring collaboration, clear ownership boundaries, and measurable outcomes. The team captures decisions, open issues, and handoffs so that knowledge remains discoverable for future programs.</w:t>
+      </w:r>
+    </w:p>
+    <w:p>
+      <w:r>
+        <w:t>Section 3: Data quality remediation. EMP037 contributes to ast emp037 03 through recurring collaboration, clear ownership boundaries, and measurable outcomes. The team captures decisions, open issues, and handoffs so that knowledge remains discoverable for future programs.</w:t>
+      </w:r>
+    </w:p>
+    <w:p>
+      <w:r>
+        <w:t>Section 4: Automation backlog refinement. EMP037 contributes to ast emp037 03 through recurring collaboration, clear ownership boundaries, and measurable outcomes. The team captures decisions, open issues, and handoffs so that knowledge remains discoverable for future programs.</w:t>
       </w:r>
     </w:p>
     <w:sectPr>
